--- a/PUBLISHED/biol-1/ALL_FILES/module-05-membranes-questions.docx
+++ b/PUBLISHED/biol-1/ALL_FILES/module-05-membranes-questions.docx
@@ -3,106 +3,169 @@
 <w:document xmlns:wpc="http://schemas.microsoft.com/office/word/2010/wordprocessingCanvas" xmlns:mo="http://schemas.microsoft.com/office/mac/office/2008/main" xmlns:mc="http://schemas.openxmlformats.org/markup-compatibility/2006" xmlns:mv="urn:schemas-microsoft-com:mac:vml" xmlns:o="urn:schemas-microsoft-com:office:office" xmlns:r="http://schemas.openxmlformats.org/officeDocument/2006/relationships" xmlns:m="http://schemas.openxmlformats.org/officeDocument/2006/math" xmlns:v="urn:schemas-microsoft-com:vml" xmlns:wp14="http://schemas.microsoft.com/office/word/2010/wordprocessingDrawing" xmlns:wp="http://schemas.openxmlformats.org/drawingml/2006/wordprocessingDrawing" xmlns:w10="urn:schemas-microsoft-com:office:word" xmlns:w="http://schemas.openxmlformats.org/wordprocessingml/2006/main" xmlns:w14="http://schemas.microsoft.com/office/word/2010/wordml" xmlns:wpg="http://schemas.microsoft.com/office/word/2010/wordprocessingGroup" xmlns:wpi="http://schemas.microsoft.com/office/word/2010/wordprocessingInk" xmlns:wne="http://schemas.microsoft.com/office/word/2006/wordml" xmlns:wps="http://schemas.microsoft.com/office/word/2010/wordprocessingShape" mc:Ignorable="w14 wp14">
   <w:body>
     <w:p>
+      <w:pPr>
+        <w:pStyle w:val="Heading1"/>
+      </w:pPr>
       <w:r>
         <w:t>Module 5: Membranes — Study Questions</w:t>
       </w:r>
     </w:p>
     <w:p>
       <w:r>
+        <w:br/>
+      </w:r>
+      <w:r>
         <w:t>Describe the fluid mosaic model of the cell membrane.</w:t>
       </w:r>
     </w:p>
     <w:p>
+      <w:r>
+        <w:br/>
+      </w:r>
       <w:r>
         <w:t>Why is the membrane called "fluid"? What is the "mosaic"?</w:t>
       </w:r>
     </w:p>
     <w:p>
       <w:r>
+        <w:br/>
+      </w:r>
+      <w:r>
         <w:t>What is a phospholipid? Draw and label its structure.</w:t>
       </w:r>
     </w:p>
     <w:p>
+      <w:r>
+        <w:br/>
+      </w:r>
       <w:r>
         <w:t>Why do phospholipids spontaneously form a bilayer in water?</w:t>
       </w:r>
     </w:p>
     <w:p>
       <w:r>
+        <w:br/>
+      </w:r>
+      <w:r>
         <w:t>What is the role of cholesterol in the membrane?</w:t>
       </w:r>
     </w:p>
     <w:p>
+      <w:r>
+        <w:br/>
+      </w:r>
       <w:r>
         <w:t>What is the difference between integral and peripheral proteins?</w:t>
       </w:r>
     </w:p>
     <w:p>
       <w:r>
+        <w:br/>
+      </w:r>
+      <w:r>
         <w:t>Name three functions that membrane proteins can perform.</w:t>
       </w:r>
     </w:p>
     <w:p>
+      <w:r>
+        <w:br/>
+      </w:r>
       <w:r>
         <w:t>What are glycoproteins and glycolipids? What is their function?</w:t>
       </w:r>
     </w:p>
     <w:p>
       <w:r>
+        <w:br/>
+      </w:r>
+      <w:r>
         <w:t>Why is the plasma membrane called "selectively permeable"?</w:t>
       </w:r>
     </w:p>
     <w:p>
+      <w:r>
+        <w:br/>
+      </w:r>
       <w:r>
         <w:t>What is passive transport? Does it require energy?</w:t>
       </w:r>
     </w:p>
     <w:p>
       <w:r>
+        <w:br/>
+      </w:r>
+      <w:r>
         <w:t>Define diffusion. What determines which direction molecules move?</w:t>
       </w:r>
     </w:p>
     <w:p>
+      <w:r>
+        <w:br/>
+      </w:r>
       <w:r>
         <w:t>What is the difference between simple diffusion and facilitated diffusion?</w:t>
       </w:r>
     </w:p>
     <w:p>
       <w:r>
+        <w:br/>
+      </w:r>
+      <w:r>
         <w:t>What is osmosis? How is it different from other types of diffusion?</w:t>
       </w:r>
     </w:p>
     <w:p>
+      <w:r>
+        <w:br/>
+      </w:r>
       <w:r>
         <w:t>Define isotonic, hypertonic, and hypotonic solutions.</w:t>
       </w:r>
     </w:p>
     <w:p>
       <w:r>
+        <w:br/>
+      </w:r>
+      <w:r>
         <w:t>What happens to a red blood cell placed in distilled water?</w:t>
       </w:r>
     </w:p>
     <w:p>
+      <w:r>
+        <w:br/>
+      </w:r>
       <w:r>
         <w:t>What happens to a plant cell placed in a hypertonic solution?</w:t>
       </w:r>
     </w:p>
     <w:p>
       <w:r>
+        <w:br/>
+      </w:r>
+      <w:r>
         <w:t>How does active transport differ from passive transport?</w:t>
       </w:r>
     </w:p>
     <w:p>
+      <w:r>
+        <w:br/>
+      </w:r>
       <w:r>
         <w:t>Describe how the sodium-potassium pump works.</w:t>
       </w:r>
     </w:p>
     <w:p>
       <w:r>
+        <w:br/>
+      </w:r>
+      <w:r>
         <w:t>What is the difference between endocytosis and exocytosis?</w:t>
       </w:r>
     </w:p>
     <w:p>
+      <w:r>
+        <w:br/>
+      </w:r>
       <w:r>
         <w:t>Compare phagocytosis, pinocytosis, and receptor-mediated endocytosis.</w:t>
       </w:r>

--- a/PUBLISHED/biol-1/ALL_FILES/module-05-membranes-questions.docx
+++ b/PUBLISHED/biol-1/ALL_FILES/module-05-membranes-questions.docx
@@ -7,167 +7,147 @@
         <w:pStyle w:val="Heading1"/>
       </w:pPr>
       <w:r>
-        <w:t>Module 5: Membranes — Study Questions</w:t>
+        <w:t>Module 5: Membranes - Learning Questions</w:t>
       </w:r>
     </w:p>
     <w:p>
       <w:r>
+        <w:t xml:space="preserve">1. </w:t>
+      </w:r>
+      <w:r>
         <w:br/>
       </w:r>
       <w:r>
-        <w:t>Describe the fluid mosaic model of the cell membrane.</w:t>
+        <w:t>Why do phospholipids form bilayers in water?</w:t>
+      </w:r>
+      <w:r>
+        <w:br/>
       </w:r>
     </w:p>
     <w:p>
       <w:r>
+        <w:t xml:space="preserve">2. </w:t>
+      </w:r>
+      <w:r>
         <w:br/>
       </w:r>
       <w:r>
-        <w:t>Why is the membrane called "fluid"? What is the "mosaic"?</w:t>
+        <w:t>What does selective permeability mean?</w:t>
+      </w:r>
+      <w:r>
+        <w:br/>
       </w:r>
     </w:p>
     <w:p>
       <w:r>
+        <w:t xml:space="preserve">3. </w:t>
+      </w:r>
+      <w:r>
         <w:br/>
       </w:r>
       <w:r>
-        <w:t>What is a phospholipid? Draw and label its structure.</w:t>
+        <w:t>How does diffusion depend on concentration gradients?</w:t>
+      </w:r>
+      <w:r>
+        <w:br/>
       </w:r>
     </w:p>
     <w:p>
       <w:r>
+        <w:t xml:space="preserve">4. </w:t>
+      </w:r>
+      <w:r>
         <w:br/>
       </w:r>
       <w:r>
-        <w:t>Why do phospholipids spontaneously form a bilayer in water?</w:t>
+        <w:t>How is osmosis different from general diffusion?</w:t>
+      </w:r>
+      <w:r>
+        <w:br/>
       </w:r>
     </w:p>
     <w:p>
       <w:r>
+        <w:t xml:space="preserve">5. </w:t>
+      </w:r>
+      <w:r>
         <w:br/>
       </w:r>
       <w:r>
-        <w:t>What is the role of cholesterol in the membrane?</w:t>
+        <w:t>When does transport require a protein channel?</w:t>
+      </w:r>
+      <w:r>
+        <w:br/>
       </w:r>
     </w:p>
     <w:p>
       <w:r>
+        <w:t xml:space="preserve">6. </w:t>
+      </w:r>
+      <w:r>
         <w:br/>
       </w:r>
       <w:r>
-        <w:t>What is the difference between integral and peripheral proteins?</w:t>
+        <w:t>Why does active transport require energy?</w:t>
+      </w:r>
+      <w:r>
+        <w:br/>
       </w:r>
     </w:p>
     <w:p>
       <w:r>
+        <w:t xml:space="preserve">7. </w:t>
+      </w:r>
+      <w:r>
         <w:br/>
       </w:r>
       <w:r>
-        <w:t>Name three functions that membrane proteins can perform.</w:t>
+        <w:t>What happens to an animal cell in a hypertonic solution?</w:t>
+      </w:r>
+      <w:r>
+        <w:br/>
       </w:r>
     </w:p>
     <w:p>
       <w:r>
+        <w:t xml:space="preserve">8. </w:t>
+      </w:r>
+      <w:r>
         <w:br/>
       </w:r>
       <w:r>
-        <w:t>What are glycoproteins and glycolipids? What is their function?</w:t>
+        <w:t>How do hypotonic and isotonic conditions differ?</w:t>
+      </w:r>
+      <w:r>
+        <w:br/>
       </w:r>
     </w:p>
     <w:p>
       <w:r>
+        <w:t xml:space="preserve">9. </w:t>
+      </w:r>
+      <w:r>
         <w:br/>
       </w:r>
       <w:r>
-        <w:t>Why is the plasma membrane called "selectively permeable"?</w:t>
+        <w:t>How can membrane structure affect cell survival?</w:t>
+      </w:r>
+      <w:r>
+        <w:br/>
       </w:r>
     </w:p>
     <w:p>
       <w:r>
-        <w:br/>
+        <w:t xml:space="preserve">10. </w:t>
       </w:r>
-      <w:r>
-        <w:t>What is passive transport? Does it require energy?</w:t>
-      </w:r>
-    </w:p>
-    <w:p>
       <w:r>
         <w:br/>
       </w:r>
       <w:r>
-        <w:t>Define diffusion. What determines which direction molecules move?</w:t>
+        <w:t>What evidence would show water moved across a membrane?</w:t>
       </w:r>
-    </w:p>
-    <w:p>
       <w:r>
         <w:br/>
-      </w:r>
-      <w:r>
-        <w:t>What is the difference between simple diffusion and facilitated diffusion?</w:t>
-      </w:r>
-    </w:p>
-    <w:p>
-      <w:r>
-        <w:br/>
-      </w:r>
-      <w:r>
-        <w:t>What is osmosis? How is it different from other types of diffusion?</w:t>
-      </w:r>
-    </w:p>
-    <w:p>
-      <w:r>
-        <w:br/>
-      </w:r>
-      <w:r>
-        <w:t>Define isotonic, hypertonic, and hypotonic solutions.</w:t>
-      </w:r>
-    </w:p>
-    <w:p>
-      <w:r>
-        <w:br/>
-      </w:r>
-      <w:r>
-        <w:t>What happens to a red blood cell placed in distilled water?</w:t>
-      </w:r>
-    </w:p>
-    <w:p>
-      <w:r>
-        <w:br/>
-      </w:r>
-      <w:r>
-        <w:t>What happens to a plant cell placed in a hypertonic solution?</w:t>
-      </w:r>
-    </w:p>
-    <w:p>
-      <w:r>
-        <w:br/>
-      </w:r>
-      <w:r>
-        <w:t>How does active transport differ from passive transport?</w:t>
-      </w:r>
-    </w:p>
-    <w:p>
-      <w:r>
-        <w:br/>
-      </w:r>
-      <w:r>
-        <w:t>Describe how the sodium-potassium pump works.</w:t>
-      </w:r>
-    </w:p>
-    <w:p>
-      <w:r>
-        <w:br/>
-      </w:r>
-      <w:r>
-        <w:t>What is the difference between endocytosis and exocytosis?</w:t>
-      </w:r>
-    </w:p>
-    <w:p>
-      <w:r>
-        <w:br/>
-      </w:r>
-      <w:r>
-        <w:t>Compare phagocytosis, pinocytosis, and receptor-mediated endocytosis.</w:t>
       </w:r>
     </w:p>
     <w:sectPr>
